--- a/download/vkr_final.docx
+++ b/download/vkr_final.docx
@@ -831,11 +831,7 @@
         <w:jc w:val="both"/>
       </w:pPr>
       <w:r>
-        <w:rPr>
-          <w:rFonts w:ascii="Times New Roman" w:hAnsi="Times New Roman"/>
-          <w:sz w:val="28"/>
-        </w:rPr>
-        <w:t>Научно-исследовательская работа состоит из 110 страниц, 15 рисунков, 12 таблиц, 50 использованных источников, 4 приложений.</w:t>
+        <w:t>Научно-исследовательская работа состоит из 50 страниц, 7 рисунков, 16 таблиц, 55 использованных источников, 4 приложений.</w:t>
       </w:r>
     </w:p>
     <w:p>
@@ -6066,6 +6062,26 @@
       </w:r>
     </w:p>
     <w:p>
+      <w:r>
+        <w:t xml:space="preserve">Кодирование Хаффмана — метод энтропийного сжатия без потерь, основанный на использовании кодов переменной длины, где более частые символы кодируются более короткими кодами.</w:t>
+      </w:r>
+    </w:p>
+    <w:p>
+      <w:r>
+        <w:t xml:space="preserve">Компандирование — метод нелинейного сжатия динамического диапазона сигнала, применяемый для улучшения отношения сигнал/шум.</w:t>
+      </w:r>
+    </w:p>
+    <w:p>
+      <w:r>
+        <w:t xml:space="preserve">Метрика качества — количественная оценка степени искажения сигнала после обработки, позволяющая сравнивать различные методы.</w:t>
+      </w:r>
+    </w:p>
+    <w:p>
+      <w:r>
+        <w:t xml:space="preserve">Ортогональное преобразование — математическое преобразование, сохраняющее энергию сигнала и обеспечивающее обратимость.</w:t>
+      </w:r>
+    </w:p>
+    <w:p>
       <w:pPr>
         <w:pStyle w:val="2"/>
         <w:spacing w:line="360" w:lineRule="auto"/>
@@ -6079,6 +6095,121 @@
         <w:t>Список сокращений</w:t>
       </w:r>
       <w:bookmarkEnd w:id="1"/>
+    </w:p>
+    <w:p>
+      <w:r>
+        <w:t xml:space="preserve">БПУА — быстрое преобразование Уолша-Адамара.</w:t>
+      </w:r>
+    </w:p>
+    <w:p>
+      <w:r>
+        <w:t xml:space="preserve">БПФ — быстрое преобразование Фурье.</w:t>
+      </w:r>
+    </w:p>
+    <w:p>
+      <w:r>
+        <w:t xml:space="preserve">ДКП — дискретное косинусное преобразование.</w:t>
+      </w:r>
+    </w:p>
+    <w:p>
+      <w:r>
+        <w:t xml:space="preserve">ДВП — дискретное вейвлет-преобразование.</w:t>
+      </w:r>
+    </w:p>
+    <w:p>
+      <w:r>
+        <w:t xml:space="preserve">DCT — Discrete Cosine Transform — дискретное косинусное преобразование.</w:t>
+      </w:r>
+    </w:p>
+    <w:p>
+      <w:r>
+        <w:t xml:space="preserve">DWT — Discrete Wavelet Transform — дискретное вейвлет-преобразование.</w:t>
+      </w:r>
+    </w:p>
+    <w:p>
+      <w:r>
+        <w:t xml:space="preserve">FFT — Fast Fourier Transform — быстрое преобразование Фурье.</w:t>
+      </w:r>
+    </w:p>
+    <w:p>
+      <w:r>
+        <w:t xml:space="preserve">FWHT — Fast Walsh-Hadamard Transform — быстрое преобразование Уолша-Адамара.</w:t>
+      </w:r>
+    </w:p>
+    <w:p>
+      <w:r>
+        <w:t xml:space="preserve">MDCT — Modified Discrete Cosine Transform — модифицированное дискретное косинусное преобразование.</w:t>
+      </w:r>
+    </w:p>
+    <w:p>
+      <w:r>
+        <w:t xml:space="preserve">LSD — Log-Spectral Distance — логарифмическое спектральное расстояние.</w:t>
+      </w:r>
+    </w:p>
+    <w:p>
+      <w:r>
+        <w:t xml:space="preserve">MOS — Mean Opinion Score — средняя оценка мнений.</w:t>
+      </w:r>
+    </w:p>
+    <w:p>
+      <w:r>
+        <w:t xml:space="preserve">OLA — Overlap-Add — метод перекрытия с накоплением.</w:t>
+      </w:r>
+    </w:p>
+    <w:p>
+      <w:r>
+        <w:t xml:space="preserve">PCM — Pulse Code Modulation — импульсно-кодовая модуляция.</w:t>
+      </w:r>
+    </w:p>
+    <w:p>
+      <w:r>
+        <w:t xml:space="preserve">PESQ — Perceptual Evaluation of Speech Quality — перцептуальная оценка качества речи.</w:t>
+      </w:r>
+    </w:p>
+    <w:p>
+      <w:r>
+        <w:t xml:space="preserve">RMSE — Root Mean Square Error — среднеквадратичная ошибка.</w:t>
+      </w:r>
+    </w:p>
+    <w:p>
+      <w:r>
+        <w:t xml:space="preserve">SI-SDR — Scale-Invariant Signal-to-Distortion Ratio — масштабно-инвариантное отношение сигнал/искажение.</w:t>
+      </w:r>
+    </w:p>
+    <w:p>
+      <w:r>
+        <w:t xml:space="preserve">SNR — Signal-to-Noise Ratio — отношение сигнал/шум.</w:t>
+      </w:r>
+    </w:p>
+    <w:p>
+      <w:r>
+        <w:t xml:space="preserve">STOI — Short-Time Objective Intelligibility — индекс объективной разборчивости речи.</w:t>
+      </w:r>
+    </w:p>
+    <w:p>
+      <w:r>
+        <w:t xml:space="preserve">API — Application Programming Interface — интерфейс программирования приложений.</w:t>
+      </w:r>
+    </w:p>
+    <w:p>
+      <w:r>
+        <w:t xml:space="preserve">DSP — Digital Signal Processing — цифровая обработка сигналов.</w:t>
+      </w:r>
+    </w:p>
+    <w:p>
+      <w:r>
+        <w:t xml:space="preserve">FPGA — Field-Programmable Gate Array — программируемая пользователем вентильная матрица.</w:t>
+      </w:r>
+    </w:p>
+    <w:p>
+      <w:r>
+        <w:t xml:space="preserve">GPU — Graphics Processing Unit — графический процессор.</w:t>
+      </w:r>
+    </w:p>
+    <w:p>
+      <w:r>
+        <w:t xml:space="preserve">ML — Machine Learning — машинное обучение.</w:t>
+      </w:r>
     </w:p>
     <w:tbl>
       <w:tblPr>
@@ -7099,11 +7230,6 @@
       </w:tr>
     </w:tbl>
     <w:p>
-      <w:pPr>
-        <w:spacing w:after="200"/>
-      </w:pPr>
-    </w:p>
-    <w:p>
       <w:r>
         <w:br w:type="page"/>
       </w:r>
@@ -7132,11 +7258,7 @@
         <w:jc w:val="both"/>
       </w:pPr>
       <w:r>
-        <w:rPr>
-          <w:rFonts w:ascii="Times New Roman" w:hAnsi="Times New Roman"/>
-          <w:sz w:val="28"/>
-        </w:rPr>
-        <w:t>В современную эпоху цифровых технологий объёмы аудиоконтента растут экспоненциально. Стриминговые сервисы, подкасты, голосовые помощники, системы видеоконференций — все эти сферы генерируют колоссальные массивы звуковых данных. В связи с этим остро встаёт вопрос эффективного сжатия аудио без существенной потери качества воспроизведения.</w:t>
+        <w:t>В современную эпоху цифровых технологий объёмы аудиоконтента растут с каждым годом. Стриминговые сервисы, подкасты, голосовые помощники, системы видеоконференций — все эти сферы генерируют значительные массивы звуковых данных. В связи с этим становится актуальным вопрос эффективного сжатия аудио без существенной потери качества воспроизведения.</w:t>
       </w:r>
     </w:p>
     <w:p>
@@ -7146,11 +7268,7 @@
         <w:jc w:val="both"/>
       </w:pPr>
       <w:r>
-        <w:rPr>
-          <w:rFonts w:ascii="Times New Roman" w:hAnsi="Times New Roman"/>
-          <w:sz w:val="28"/>
-        </w:rPr>
-        <w:t>Актуальность данного исследования обусловлена несколькими ключевыми факторами. Во-первых, существует необходимость снижения требований к пропускной способности сетей и объёмам хранилищ при передаче и хранении аудиоданных. Во-вторых, активное развитие мобильных устройств с ограниченными вычислительными ресурсами делает критически важной энергоэффективность алгоритмов. В-третьих, пользователи всё чаще требуют высокого качества звука при минимальных размерах файлов.</w:t>
+        <w:t>Актуальность данного исследования обусловлена несколькими ключевыми факторами. Во-первых, существует необходимость снижения требований к пропускной способности сетей и объёмам хранилищ при передаче и хранении аудиоданных. Во-вторых, активное развитие мобильных устройств с ограниченными вычислительными ресурсами делает важной энергоэффективность алгоритмов обработки. В-третьих, пользователи предъявляют всё более высокие требования к качеству звука при минимальных размерах файлов.</w:t>
       </w:r>
     </w:p>
     <w:p>
@@ -7160,11 +7278,7 @@
         <w:jc w:val="both"/>
       </w:pPr>
       <w:r>
-        <w:rPr>
-          <w:rFonts w:ascii="Times New Roman" w:hAnsi="Times New Roman"/>
-          <w:sz w:val="28"/>
-        </w:rPr>
-        <w:t>Обработка сигналов на сегодняшний день представляет собой одну из ключевых дисциплин в таких сферах, как электроника, связь, медицина и информационные технологии. С ростом объемов данных, генерируемых современными цифровыми системами, необходимость в эффективных методах анализа и обработки сигналов становится все более актуальной. Традиционные подходы не всегда справляются с требованиями по быстродействию и надежности обработки, что создает спрос на новые алгоритмы и математические методы.</w:t>
+        <w:t>Обработка сигналов представляет собой одну из ключевых дисциплин в таких областях, как телекоммуникации, мультимедиа-технологии и информационные системы. При этом особое место занимает задача сжатия аудиоданных, которая требует применения эффективных математических методов преобразования сигналов из временной области в частотную. Среди таких методов особый интерес представляют ортогональные преобразования, позволяющие декоррелировать данные и эффективно кодировать информацию.</w:t>
       </w:r>
     </w:p>
     <w:p>
@@ -7174,19 +7288,7 @@
         <w:jc w:val="both"/>
       </w:pPr>
       <w:r>
-        <w:rPr>
-          <w:rFonts w:ascii="Times New Roman" w:hAnsi="Times New Roman"/>
-          <w:sz w:val="28"/>
-        </w:rPr>
-        <w:t xml:space="preserve">В этом контексте матрицы Адамара, являясь одним из инструментов в области обработки информации, привлекают внимание исследователей и практиков. Эти матрицы обладают ортогональными свойствами, это качество позволяет существенно упростить ряд вычислений и добиться повышения эффективности алгоритмов обработки сигналов. Кроме того, матрицы Адамара отличаются простотой структуры и легкостью в реализации на </w:t>
-      </w:r>
-      <w:r>
-        <w:rPr>
-          <w:rFonts w:ascii="Times New Roman" w:hAnsi="Times New Roman"/>
-          <w:sz w:val="28"/>
-        </w:rPr>
-        <w:lastRenderedPageBreak/>
-        <w:t>цифровых платформах, что делает их особенно привлекательными для практического применения.</w:t>
+        <w:t>В этом контексте матрицы Адамара привлекают внимание исследователей благодаря своим ортогональным свойствам и простоте реализации. Эти матрицы позволяют существенно упростить ряд вычислений, поскольку преобразование Уолша-Адамара требует только операций сложения и вычитания, без умножений. Кроме того, матрицы Адамара отличаются рекурсивной структурой построения, что делает их удобными для программной реализации на современных вычислительных платформах.</w:t>
       </w:r>
     </w:p>
     <w:p>
@@ -7196,11 +7298,7 @@
         <w:jc w:val="both"/>
       </w:pPr>
       <w:r>
-        <w:rPr>
-          <w:rFonts w:ascii="Times New Roman" w:hAnsi="Times New Roman"/>
-          <w:sz w:val="28"/>
-        </w:rPr>
-        <w:t>Использование матриц Адамара в обработке сигналов открывает новые горизонты для решения различных задач, таких как кодирование, фильтрация, реконструкция сигналов и сжатие данных, которые невозможно или сложно решить во временной области, но для которых находится решение в частотной области, полученной путём применения преобразования Уолша-Адамара.</w:t>
+        <w:t>Использование матриц Адамара в обработке сигналов открывает возможности для решения различных задач, таких как кодирование, фильтрация и сжатие аудиоданных. При этом важно понимать, как эффективность данного подхода соотносится с другими широко распространёнными методами преобразования, такими как быстрое преобразование Фурье, дискретное косинусное преобразование и вейвлет-преобразование.</w:t>
       </w:r>
     </w:p>
     <w:p>
@@ -7210,11 +7308,7 @@
         <w:jc w:val="both"/>
       </w:pPr>
       <w:r>
-        <w:rPr>
-          <w:rFonts w:ascii="Times New Roman" w:hAnsi="Times New Roman"/>
-          <w:sz w:val="28"/>
-        </w:rPr>
-        <w:t>Объектом исследования являются методы обработки аудиоданных с применением матриц Адамара и других ортогональных преобразований. Предметом исследования выступает зависимость качества сжатия аудиоданных от выбора метода преобразования и параметров обработки.</w:t>
+        <w:t>Объектом исследования являются методы обработки аудиоданных с применением матриц Адамара и других ортогональных преобразований. Предметом исследования выступает зависимость качества сжатия аудиоданных от выбора метода преобразования и его параметров.</w:t>
       </w:r>
     </w:p>
     <w:p>
@@ -7224,11 +7318,7 @@
         <w:jc w:val="both"/>
       </w:pPr>
       <w:r>
-        <w:rPr>
-          <w:rFonts w:ascii="Times New Roman" w:hAnsi="Times New Roman"/>
-          <w:sz w:val="28"/>
-        </w:rPr>
-        <w:t>Цель работы заключается в комплексном исследовании применения матриц Адамара для сжатия аудиоданных, а также в оценке влияния данного подхода на ключевые показатели качества сжатия.</w:t>
+        <w:t>Цель работы заключается в комплексном исследовании применения матриц Адамара для сжатия аудиоданных, а также в сравнительной оценке эффективности данного подхода относительно других методов преобразования по ключевым показателям качества.</w:t>
       </w:r>
     </w:p>
     <w:p>
@@ -7238,11 +7328,7 @@
         <w:jc w:val="both"/>
       </w:pPr>
       <w:r>
-        <w:rPr>
-          <w:rFonts w:ascii="Times New Roman" w:hAnsi="Times New Roman"/>
-          <w:sz w:val="28"/>
-        </w:rPr>
-        <w:t>Для достижения поставленной цели необходимо решить следующие задачи: 1) Провести анализ существующих методов обработки и сжатия аудиосигналов. 2) Разработать программный комплекс для сравнительного анализа методов. 3) Провести экспериментальные исследования. 4) Сформулировать рекомендации по практическому применению.</w:t>
+        <w:t>Для достижения поставленной цели необходимо решить следующие задачи: 1) провести анализ существующих методов обработки и сжатия аудиосигналов; 2) разработать программный комплекс для сравнительного анализа методов преобразования; 3) провести экспериментальные исследования на различных типах аудиоконтента; 4) сформулировать рекомендации по практическому применению полученных результатов.</w:t>
       </w:r>
     </w:p>
     <w:p>
@@ -7252,11 +7338,7 @@
         <w:jc w:val="both"/>
       </w:pPr>
       <w:r>
-        <w:rPr>
-          <w:rFonts w:ascii="Times New Roman" w:hAnsi="Times New Roman"/>
-          <w:sz w:val="28"/>
-        </w:rPr>
-        <w:t>Научная новизна работы заключается в систематическом сравнении семи методов преобразования аудиосигналов по комплексу из тринадцати метрик качества, выявлении преимуществ стандартного MP3-кодирования, разработке программного комплекса с модульной архитектурой.</w:t>
+        <w:t>Научная новизна работы заключается в систематическом сравнении семи методов преобразования аудиосигналов (FFT, FWHT, DCT, DWT, кодирование Хаффмана, нелинейное сглаживание, стандартный MP3) по комплексу из тринадцати метрик качества, что позволило выявить преимущества и недостатки каждого метода для различных сценариев использования.</w:t>
       </w:r>
     </w:p>
     <w:p>
@@ -7266,11 +7348,7 @@
         <w:jc w:val="both"/>
       </w:pPr>
       <w:r>
-        <w:rPr>
-          <w:rFonts w:ascii="Times New Roman" w:hAnsi="Times New Roman"/>
-          <w:sz w:val="28"/>
-        </w:rPr>
-        <w:t>Практическая значимость работы состоит в возможности применения полученных результатов для оптимизации обработки аудиоданных в музыкальных стриминговых сервисах, системах онлайн-трансляций и приложениях для голосовых коммуникаций.</w:t>
+        <w:t>Практическая значимость работы состоит в возможности применения полученных результатов для оптимизации обработки аудиоданных в музыкальных стриминговых сервисах, системах онлайн-трансляций и приложениях для голосовых коммуникаций, а также в разработанных рекомендациях по выбору метода преобразования в зависимости от требований к качеству и производительности.</w:t>
       </w:r>
     </w:p>
     <w:p>

--- a/download/vkr_final.docx
+++ b/download/vkr_final.docx
@@ -7550,6 +7550,40 @@
       <w:r>
         <w:t>1.1.3. Психоакустика [14, 31, 32]</w:t>
       </w:r>
+      <w:r>
+        <w:drawing>
+          <wp:inline xmlns:a="http://schemas.openxmlformats.org/drawingml/2006/main" xmlns:pic="http://schemas.openxmlformats.org/drawingml/2006/picture">
+            <wp:extent cx="5040000" cy="3780000"/>
+            <wp:docPr id="1751545622" name="Picture 1751545622"/>
+            <wp:cNvGraphicFramePr>
+              <a:graphicFrameLocks noChangeAspect="1"/>
+            </wp:cNvGraphicFramePr>
+            <a:graphic>
+              <a:graphicData uri="http://schemas.openxmlformats.org/drawingml/2006/picture">
+                <pic:pic>
+                  <pic:nvPicPr>
+                    <pic:cNvPr id="0" name="spectrogram_example.png"/>
+                    <pic:cNvPicPr/>
+                  </pic:nvPicPr>
+                  <pic:blipFill>
+                    <a:blip r:embed="rId21"/>
+                    <a:stretch>
+                      <a:fillRect/>
+                    </a:stretch>
+                  </pic:blipFill>
+                  <pic:spPr>
+                    <a:xfrm>
+                      <a:off x="0" y="0"/>
+                      <a:ext cx="5040000" cy="3780000"/>
+                    </a:xfrm>
+                    <a:prstGeom prst="rect"/>
+                  </pic:spPr>
+                </pic:pic>
+              </a:graphicData>
+            </a:graphic>
+          </wp:inline>
+        </w:drawing>
+      </w:r>
     </w:p>
     <w:p>
       <w:pPr>
@@ -7677,6 +7711,40 @@
       <w:r>
         <w:t>MP3 [6, 13, 14, 15] (MPEG-1 Audio Layer III) — формат сжатия аудиоданных с потерями, ставший стандартом для распространения музыкального контента. Алгоритм MP3 основан на использовании психоакустической модели для устранения неслышимых компонент сигнала.</w:t>
       </w:r>
+      <w:r>
+        <w:drawing>
+          <wp:inline xmlns:a="http://schemas.openxmlformats.org/drawingml/2006/main" xmlns:pic="http://schemas.openxmlformats.org/drawingml/2006/picture">
+            <wp:extent cx="5040000" cy="3780000"/>
+            <wp:docPr id="1751545620" name="Picture 1751545620"/>
+            <wp:cNvGraphicFramePr>
+              <a:graphicFrameLocks noChangeAspect="1"/>
+            </wp:cNvGraphicFramePr>
+            <a:graphic>
+              <a:graphicData uri="http://schemas.openxmlformats.org/drawingml/2006/picture">
+                <pic:pic>
+                  <pic:nvPicPr>
+                    <pic:cNvPr id="0" name="wav_structure.png"/>
+                    <pic:cNvPicPr/>
+                  </pic:nvPicPr>
+                  <pic:blipFill>
+                    <a:blip r:embed="rId19"/>
+                    <a:stretch>
+                      <a:fillRect/>
+                    </a:stretch>
+                  </pic:blipFill>
+                  <pic:spPr>
+                    <a:xfrm>
+                      <a:off x="0" y="0"/>
+                      <a:ext cx="5040000" cy="3780000"/>
+                    </a:xfrm>
+                    <a:prstGeom prst="rect"/>
+                  </pic:spPr>
+                </pic:pic>
+              </a:graphicData>
+            </a:graphic>
+          </wp:inline>
+        </w:drawing>
+      </w:r>
     </w:p>
     <w:p>
       <w:pPr>
@@ -7726,6 +7794,40 @@
       <w:r>
         <w:t>Декодирование MP3 [6, 13, 14, 15] выполняется в обратном порядке: парсинг бит-потока, декодирование Хаффмана, обратное MDCT, синтез полифазного фильтра, формирование PCM-данных.</w:t>
       </w:r>
+      <w:r>
+        <w:drawing>
+          <wp:inline xmlns:a="http://schemas.openxmlformats.org/drawingml/2006/main" xmlns:pic="http://schemas.openxmlformats.org/drawingml/2006/picture">
+            <wp:extent cx="5040000" cy="3780000"/>
+            <wp:docPr id="1751545621" name="Picture 1751545621"/>
+            <wp:cNvGraphicFramePr>
+              <a:graphicFrameLocks noChangeAspect="1"/>
+            </wp:cNvGraphicFramePr>
+            <a:graphic>
+              <a:graphicData uri="http://schemas.openxmlformats.org/drawingml/2006/picture">
+                <pic:pic>
+                  <pic:nvPicPr>
+                    <pic:cNvPr id="0" name="mp3_structure.png"/>
+                    <pic:cNvPicPr/>
+                  </pic:nvPicPr>
+                  <pic:blipFill>
+                    <a:blip r:embed="rId20"/>
+                    <a:stretch>
+                      <a:fillRect/>
+                    </a:stretch>
+                  </pic:blipFill>
+                  <pic:spPr>
+                    <a:xfrm>
+                      <a:off x="0" y="0"/>
+                      <a:ext cx="5040000" cy="3780000"/>
+                    </a:xfrm>
+                    <a:prstGeom prst="rect"/>
+                  </pic:spPr>
+                </pic:pic>
+              </a:graphicData>
+            </a:graphic>
+          </wp:inline>
+        </w:drawing>
+      </w:r>
     </w:p>
     <w:p>
       <w:pPr>
@@ -7806,6 +7908,40 @@
           <w:sz w:val="28"/>
         </w:rPr>
         <w:t>) — наиболее распространённая реализация FFT, использующая принцип «разделяй и властвуй». Для размера блока N = 2^n применяется прореживание по времени или по частоте.</w:t>
+      </w:r>
+      <w:r>
+        <w:drawing>
+          <wp:inline xmlns:a="http://schemas.openxmlformats.org/drawingml/2006/main" xmlns:pic="http://schemas.openxmlformats.org/drawingml/2006/picture">
+            <wp:extent cx="5040000" cy="3780000"/>
+            <wp:docPr id="1751545625" name="Picture 1751545625"/>
+            <wp:cNvGraphicFramePr>
+              <a:graphicFrameLocks noChangeAspect="1"/>
+            </wp:cNvGraphicFramePr>
+            <a:graphic>
+              <a:graphicData uri="http://schemas.openxmlformats.org/drawingml/2006/picture">
+                <pic:pic>
+                  <pic:nvPicPr>
+                    <pic:cNvPr id="0" name="methods_comparison.png"/>
+                    <pic:cNvPicPr/>
+                  </pic:nvPicPr>
+                  <pic:blipFill>
+                    <a:blip r:embed="rId24"/>
+                    <a:stretch>
+                      <a:fillRect/>
+                    </a:stretch>
+                  </pic:blipFill>
+                  <pic:spPr>
+                    <a:xfrm>
+                      <a:off x="0" y="0"/>
+                      <a:ext cx="5040000" cy="3780000"/>
+                    </a:xfrm>
+                    <a:prstGeom prst="rect"/>
+                  </pic:spPr>
+                </pic:pic>
+              </a:graphicData>
+            </a:graphic>
+          </wp:inline>
+        </w:drawing>
       </w:r>
     </w:p>
     <w:p>
@@ -9608,6 +9744,40 @@
         <w:t>2.2.1. Модульная структура</w:t>
       </w:r>
       <w:bookmarkEnd w:id="30"/>
+      <w:r>
+        <w:drawing>
+          <wp:inline xmlns:a="http://schemas.openxmlformats.org/drawingml/2006/main" xmlns:pic="http://schemas.openxmlformats.org/drawingml/2006/picture">
+            <wp:extent cx="5040000" cy="2880000"/>
+            <wp:docPr id="1751545623" name="Picture 1751545623"/>
+            <wp:cNvGraphicFramePr>
+              <a:graphicFrameLocks noChangeAspect="1"/>
+            </wp:cNvGraphicFramePr>
+            <a:graphic>
+              <a:graphicData uri="http://schemas.openxmlformats.org/drawingml/2006/picture">
+                <pic:pic>
+                  <pic:nvPicPr>
+                    <pic:cNvPr id="0" name="uml_components.png"/>
+                    <pic:cNvPicPr/>
+                  </pic:nvPicPr>
+                  <pic:blipFill>
+                    <a:blip r:embed="rId22"/>
+                    <a:stretch>
+                      <a:fillRect/>
+                    </a:stretch>
+                  </pic:blipFill>
+                  <pic:spPr>
+                    <a:xfrm>
+                      <a:off x="0" y="0"/>
+                      <a:ext cx="5040000" cy="2880000"/>
+                    </a:xfrm>
+                    <a:prstGeom prst="rect"/>
+                  </pic:spPr>
+                </pic:pic>
+              </a:graphicData>
+            </a:graphic>
+          </wp:inline>
+        </w:drawing>
+      </w:r>
     </w:p>
     <w:p>
       <w:pPr>
@@ -9703,6 +9873,40 @@
     <w:p>
       <w:r>
         <w:t xml:space="preserve">Модуль processing.ola реализует алгоритм Overlap-Add для обработки сигналов произвольной длины. Класс OLAProcessor управляет разбиением сигнала на блоки, применением оконной функции и последующей реконструкцией сигнала из перекрывающихся блоков.</w:t>
+      </w:r>
+      <w:r>
+        <w:drawing>
+          <wp:inline xmlns:a="http://schemas.openxmlformats.org/drawingml/2006/main" xmlns:pic="http://schemas.openxmlformats.org/drawingml/2006/picture">
+            <wp:extent cx="5040000" cy="2880000"/>
+            <wp:docPr id="1751545624" name="Picture 1751545624"/>
+            <wp:cNvGraphicFramePr>
+              <a:graphicFrameLocks noChangeAspect="1"/>
+            </wp:cNvGraphicFramePr>
+            <a:graphic>
+              <a:graphicData uri="http://schemas.openxmlformats.org/drawingml/2006/picture">
+                <pic:pic>
+                  <pic:nvPicPr>
+                    <pic:cNvPr id="0" name="audio_pipeline_ru.png"/>
+                    <pic:cNvPicPr/>
+                  </pic:nvPicPr>
+                  <pic:blipFill>
+                    <a:blip r:embed="rId23"/>
+                    <a:stretch>
+                      <a:fillRect/>
+                    </a:stretch>
+                  </pic:blipFill>
+                  <pic:spPr>
+                    <a:xfrm>
+                      <a:off x="0" y="0"/>
+                      <a:ext cx="5040000" cy="2880000"/>
+                    </a:xfrm>
+                    <a:prstGeom prst="rect"/>
+                  </pic:spPr>
+                </pic:pic>
+              </a:graphicData>
+            </a:graphic>
+          </wp:inline>
+        </w:drawing>
       </w:r>
     </w:p>
     <w:p>
@@ -23833,6 +24037,130 @@
         <w:br w:type="page"/>
       </w:r>
     </w:p>
+    <w:p>
+      <w:r>
+        <w:t xml:space="preserve">Б.6. Полный код базового класса трансформации</w:t>
+      </w:r>
+    </w:p>
+    <w:p>
+      <w:r>
+        <w:t xml:space="preserve">"""
+Базовые утилиты и абстракции для модуля трансформаций.
+Назначение:
+- Общие функции для всех методов обработки (OLA, окна, нормировка)
+- Абстрактный базовый класс для единообразного интерфейса трансформаций
+- Константы и типы данных
+Метод OLA (Overlap-Add):
+========================
+OLA — стандартный метод обработки сигналов произвольной длины через
+перекрывающиеся блоки. При 50% перекрытии и sqrt-Hann окне достигается
+идеальная реконструкция (сумма квадратов окон = 1).
+Алгоритм:
+1. Сигнал разбивается на блоки длины N с перекрытием N/2
+2. Каждый блок умножается на окно анализа (sqrt-Hann)
+3. Применяется прямое преобразование
+4. Применяется обратное преобразование
+5. Результат умножается на окно синтеза (то же sqrt-Hann)
+6. Блоки складываются с накоплением весов
+Математическое обоснование:
+- Окно Ханна: w[n] = 0.5 * (1 - cos(2*pi*n/N))
+- sqrt-Hann: h[n] = sqrt(w[n])
+- При 50% перекрытии: h^2[n] + h^2[n+N/2] = 1
+Внешние библиотеки:
+- numpy: численные операции
+- logging: диагностические сообщения</w:t>
+      </w:r>
+    </w:p>
+    <w:p>
+      <w:r>
+        <w:t xml:space="preserve">- abc: абстрактные базовые классы
+"""
+from __future__ import annotations
+import logging
+import os
+import time
+from abc import ABC, abstractmethod
+from typing import Callable, Dict, List, Optional, Tuple, Any
+import numpy as np
+from ..utils import is_power_of_two, normalize_ratio
+from ..codecs import (
+    ensure_ffmpeg_available,
+    decode_audio_to_mono,
+    load_wav_mono,
+    encode_pcm_to_mp3,
+)
+logger = logging.getLogger("audio.processing.transforms")
+# =============================================================================
+# КОНСТАНТЫ
+# =============================================================================
+# Режимы отбора коэффициентов
+SELECT_MODE_NONE = "none"       # Без отбора (идеальная реконструкция)
+SELECT_MODE_ENERGY = "energy"   # По энергии (сжатие)</w:t>
+      </w:r>
+    </w:p>
+    <w:p/>
+    <w:p>
+      <w:r>
+        <w:t xml:space="preserve">Б.7. Ключевые функции модуля метрик</w:t>
+      </w:r>
+    </w:p>
+    <w:p>
+      <w:r>
+        <w:t xml:space="preserve">"""
+Метрики качества аудио.
+Назначение:
+- Все функции вычисления метрик качества сгруппированы здесь.
+- Сравнение оригинального и обработанного сигналов.
+- Расчёт агрегированного балла.
+Метрики:
+- SNR (дБ): Signal-to-Noise Ratio — выше лучше
+- RMSE: Root Mean Square Error — ниже лучше
+- SI-SDR (дБ): Scale-Invariant Signal-to-Distortion Ratio — выше лучше
+- LSD (дБ): Log-Spectral Distance — ниже лучше
+- Spectral Convergence: ошибка амплитуд спектра — ниже лучше
+- Spectral Centroid Δ (Гц): разница центров спектра — ниже лучше
+- Cosine Similarity: схожесть спектров (0..1) — выше лучше
+Внешние библиотеки: numpy, math, logging, os.
+"""
+from __future__ import annotations
+import logging
+import math
+import os
+from typing import Any, Callable, Dict, List, Optional, Tuple, Union
+import numpy as np
+from numpy.typing import NDArray
+logger = logging.getLogger("audio.metrics")</w:t>
+      </w:r>
+    </w:p>
+    <w:p>
+      <w:r>
+        <w:t xml:space="preserve">
+# Type alias для PCM сигналов
+PCMSignal = NDArray[np.float32]
+# =============================================================================
+# УТИЛИТЫ
+# =============================================================================
+def _resample_linear(x: PCMSignal, sr_from: int, sr_to: int) -&gt; PCMSignal:
+    """Линейная интерполяция для приведения дискретизации test→reference.
+    Алгоритм:
+    1) Если частоты совпадают или сигнал пуст — вернуть x в float32 без копии.
+    2) Вычислить новую длину new_len = round(len(x)*sr_to/sr_from).
+    3) Построить нормализованные оси xp∈[0,1] и xnew∈[0,1] для старых/новых отсчётов.
+    4) Вызвать np.interp(xnew, xp, x) и привести к float32.
+    Параметры:
+    - x: входной сигнал PCM float32
+    - sr_from: исходная частота дискретизации
+    - sr_to: целевая частота дискретизации
+    Возвращает: ресемплированный сигнал в float32.
+    """
+    if sr_from == sr_to or len(x) == 0:
+        return x.astype(np.float32, copy=False)
+    new_len = max(1, int(round(len(x) * float(sr_to) / float(sr_from))))
+    xp = np.linspace(0, 1, len(x), endpoint=True)
+    xnew = np.linspace(0, 1, new_len, endpoint=True)</w:t>
+      </w:r>
+    </w:p>
+    <w:p/>
     <w:p>
       <w:pPr>
         <w:pStyle w:val="1"/>

--- a/download/vkr_final.docx
+++ b/download/vkr_final.docx
@@ -7587,6 +7587,14 @@
     </w:p>
     <w:p>
       <w:pPr>
+        <w:jc w:val="center"/>
+      </w:pPr>
+      <w:r>
+        <w:t>Рисунок 1.1 — Спектрограмма аудиосигнала</w:t>
+      </w:r>
+    </w:p>
+    <w:p>
+      <w:pPr>
         <w:spacing w:line="360" w:lineRule="auto"/>
         <w:ind w:firstLine="709"/>
         <w:jc w:val="both"/>
@@ -7700,6 +7708,14 @@
       </w:pPr>
       <w:r>
         <w:t>1.2.2. Формат MP3 [6, 13, 14, 15]</w:t>
+      </w:r>
+    </w:p>
+    <w:p>
+      <w:pPr>
+        <w:jc w:val="center"/>
+      </w:pPr>
+      <w:r>
+        <w:t>Рисунок 1.2 — Структура WAV-файла</w:t>
       </w:r>
     </w:p>
     <w:p>
@@ -7777,6 +7793,14 @@
     </w:p>
     <w:p>
       <w:pPr>
+        <w:jc w:val="center"/>
+      </w:pPr>
+      <w:r>
+        <w:t>Рисунок 1.3 — Структура MP3-фрейма</w:t>
+      </w:r>
+    </w:p>
+    <w:p>
+      <w:pPr>
         <w:spacing w:line="360" w:lineRule="auto"/>
         <w:ind w:firstLine="709"/>
         <w:jc w:val="both"/>
@@ -7847,6 +7871,14 @@
     </w:p>
     <w:p>
       <w:pPr>
+        <w:jc w:val="center"/>
+      </w:pPr>
+      <w:r>
+        <w:t>Рисунок 1.4 — Сравнение методов преобразования</w:t>
+      </w:r>
+    </w:p>
+    <w:p>
+      <w:pPr>
         <w:pStyle w:val="3"/>
         <w:spacing w:line="360" w:lineRule="auto"/>
       </w:pPr>
@@ -8104,59 +8136,7 @@
         <w:jc w:val="both"/>
       </w:pPr>
       <w:r>
-        <w:rPr>
-          <w:rFonts w:ascii="Times New Roman" w:hAnsi="Times New Roman"/>
-          <w:sz w:val="28"/>
-        </w:rPr>
-        <w:t xml:space="preserve">DCT-II (наиболее распространённая форма): X[k] = </w:t>
-      </w:r>
-      <w:proofErr w:type="gramStart"/>
-      <w:r>
-        <w:rPr>
-          <w:rFonts w:ascii="Times New Roman" w:hAnsi="Times New Roman"/>
-          <w:sz w:val="28"/>
-        </w:rPr>
-        <w:t>Σ(</w:t>
-      </w:r>
-      <w:proofErr w:type="gramEnd"/>
-      <w:r>
-        <w:rPr>
-          <w:rFonts w:ascii="Times New Roman" w:hAnsi="Times New Roman"/>
-          <w:sz w:val="28"/>
-        </w:rPr>
-        <w:t xml:space="preserve">n=0 </w:t>
-      </w:r>
-      <w:proofErr w:type="spellStart"/>
-      <w:r>
-        <w:rPr>
-          <w:rFonts w:ascii="Times New Roman" w:hAnsi="Times New Roman"/>
-          <w:sz w:val="28"/>
-        </w:rPr>
-        <w:t>to</w:t>
-      </w:r>
-      <w:proofErr w:type="spellEnd"/>
-      <w:r>
-        <w:rPr>
-          <w:rFonts w:ascii="Times New Roman" w:hAnsi="Times New Roman"/>
-          <w:sz w:val="28"/>
-        </w:rPr>
-        <w:t xml:space="preserve"> N-1) x[n]·</w:t>
-      </w:r>
-      <w:proofErr w:type="spellStart"/>
-      <w:r>
-        <w:rPr>
-          <w:rFonts w:ascii="Times New Roman" w:hAnsi="Times New Roman"/>
-          <w:sz w:val="28"/>
-        </w:rPr>
-        <w:t>cos</w:t>
-      </w:r>
-      <w:proofErr w:type="spellEnd"/>
-      <w:r>
-        <w:rPr>
-          <w:rFonts w:ascii="Times New Roman" w:hAnsi="Times New Roman"/>
-          <w:sz w:val="28"/>
-        </w:rPr>
-        <w:t>(π·k·(2n+1)/(2N)). Обратное преобразование IDCT восстанавливает исходный сигнал.</w:t>
+        <w:t>DCT-II (наиболее распространённая форма): X[k] = Σ(n=0 to N-1) x[n]·cos(π·k·(2n+1)/(2N)). Обратное преобразование IDCT восстанавливает исходный сигнал.  (1.1)</w:t>
       </w:r>
     </w:p>
     <w:p>
@@ -8295,93 +8275,7 @@
         <w:jc w:val="both"/>
       </w:pPr>
       <w:r>
-        <w:rPr>
-          <w:rFonts w:ascii="Times New Roman" w:hAnsi="Times New Roman"/>
-          <w:sz w:val="28"/>
-        </w:rPr>
-        <w:t>Функция сжатия μ-</w:t>
-      </w:r>
-      <w:proofErr w:type="spellStart"/>
-      <w:r>
-        <w:rPr>
-          <w:rFonts w:ascii="Times New Roman" w:hAnsi="Times New Roman"/>
-          <w:sz w:val="28"/>
-        </w:rPr>
-        <w:t>law</w:t>
-      </w:r>
-      <w:proofErr w:type="spellEnd"/>
-      <w:r>
-        <w:rPr>
-          <w:rFonts w:ascii="Times New Roman" w:hAnsi="Times New Roman"/>
-          <w:sz w:val="28"/>
-        </w:rPr>
-        <w:t xml:space="preserve">: y = </w:t>
-      </w:r>
-      <w:proofErr w:type="spellStart"/>
-      <w:r>
-        <w:rPr>
-          <w:rFonts w:ascii="Times New Roman" w:hAnsi="Times New Roman"/>
-          <w:sz w:val="28"/>
-        </w:rPr>
-        <w:t>sign</w:t>
-      </w:r>
-      <w:proofErr w:type="spellEnd"/>
-      <w:r>
-        <w:rPr>
-          <w:rFonts w:ascii="Times New Roman" w:hAnsi="Times New Roman"/>
-          <w:sz w:val="28"/>
-        </w:rPr>
-        <w:t>(x)·</w:t>
-      </w:r>
-      <w:proofErr w:type="spellStart"/>
-      <w:proofErr w:type="gramStart"/>
-      <w:r>
-        <w:rPr>
-          <w:rFonts w:ascii="Times New Roman" w:hAnsi="Times New Roman"/>
-          <w:sz w:val="28"/>
-        </w:rPr>
-        <w:t>ln</w:t>
-      </w:r>
-      <w:proofErr w:type="spellEnd"/>
-      <w:r>
-        <w:rPr>
-          <w:rFonts w:ascii="Times New Roman" w:hAnsi="Times New Roman"/>
-          <w:sz w:val="28"/>
-        </w:rPr>
-        <w:t>(</w:t>
-      </w:r>
-      <w:proofErr w:type="gramEnd"/>
-      <w:r>
-        <w:rPr>
-          <w:rFonts w:ascii="Times New Roman" w:hAnsi="Times New Roman"/>
-          <w:sz w:val="28"/>
-        </w:rPr>
-        <w:t>1 + μ·|x|)/</w:t>
-      </w:r>
-      <w:proofErr w:type="spellStart"/>
-      <w:proofErr w:type="gramStart"/>
-      <w:r>
-        <w:rPr>
-          <w:rFonts w:ascii="Times New Roman" w:hAnsi="Times New Roman"/>
-          <w:sz w:val="28"/>
-        </w:rPr>
-        <w:t>ln</w:t>
-      </w:r>
-      <w:proofErr w:type="spellEnd"/>
-      <w:r>
-        <w:rPr>
-          <w:rFonts w:ascii="Times New Roman" w:hAnsi="Times New Roman"/>
-          <w:sz w:val="28"/>
-        </w:rPr>
-        <w:t>(</w:t>
-      </w:r>
-      <w:proofErr w:type="gramEnd"/>
-      <w:r>
-        <w:rPr>
-          <w:rFonts w:ascii="Times New Roman" w:hAnsi="Times New Roman"/>
-          <w:sz w:val="28"/>
-        </w:rPr>
-        <w:t>1 + μ), где μ — параметр сжатия (стандартное значение 255). Обратное расширение восстанавливает исходный динамический диапазон.</w:t>
+        <w:t>Функция сжатия μ-law: y = sign(x)·ln(1 + μ·|x|)/ln(1 + μ), где μ — параметр сжатия (стандартное значение 255). Обратное расширение восстанавливает исходный динамический диапазон.  (1.2)</w:t>
       </w:r>
     </w:p>
     <w:p>
@@ -9490,6 +9384,14 @@
           <w:sz w:val="28"/>
         </w:rPr>
         <w:t>Расширяемость: модульная архитектура; возможность добавления новых методов преобразования и метрик; документированный API.</w:t>
+      </w:r>
+    </w:p>
+    <w:p>
+      <w:pPr>
+        <w:jc w:val="center"/>
+      </w:pPr>
+      <w:r>
+        <w:t>Рисунок 2.1 — Диаграмма компонентов системы</w:t>
       </w:r>
     </w:p>
     <w:p>
@@ -9781,6 +9683,14 @@
     </w:p>
     <w:p>
       <w:pPr>
+        <w:jc w:val="center"/>
+      </w:pPr>
+      <w:r>
+        <w:t>Рисунок 2.2 — Схема обработки аудиосигнала</w:t>
+      </w:r>
+    </w:p>
+    <w:p>
+      <w:pPr>
         <w:spacing w:line="360" w:lineRule="auto"/>
         <w:ind w:firstLine="709"/>
         <w:jc w:val="both"/>
@@ -10686,7 +10596,7 @@
     </w:p>
     <w:p>
       <w:r>
-        <w:t xml:space="preserve">Класс MuLawTransform реализует компандирование по μ-law. Функция сжатия применяет логарифмическое преобразование: y = sign(x) · ln(1 + μ·|x|) / ln(1 + μ), где μ = 255 — стандартный параметр для телефонии.</w:t>
+        <w:t>Класс MuLawTransform реализует компандирование по μ-law. Функция сжатия применяет логарифмическое преобразование: y = sign(x) · ln(1 + μ·|x|) / ln(1 + μ), где μ = 255 — стандартный параметр для телефонии.  (2.1)</w:t>
       </w:r>
     </w:p>
     <w:p>
@@ -10781,125 +10691,7 @@
         <w:jc w:val="both"/>
       </w:pPr>
       <w:r>
-        <w:rPr>
-          <w:rFonts w:ascii="Times New Roman" w:hAnsi="Times New Roman"/>
-          <w:sz w:val="28"/>
-        </w:rPr>
-        <w:t xml:space="preserve">Класс </w:t>
-      </w:r>
-      <w:proofErr w:type="spellStart"/>
-      <w:r>
-        <w:rPr>
-          <w:rFonts w:ascii="Times New Roman" w:hAnsi="Times New Roman"/>
-          <w:sz w:val="28"/>
-        </w:rPr>
-        <w:t>MuLawTransform</w:t>
-      </w:r>
-      <w:proofErr w:type="spellEnd"/>
-      <w:r>
-        <w:rPr>
-          <w:rFonts w:ascii="Times New Roman" w:hAnsi="Times New Roman"/>
-          <w:sz w:val="28"/>
-        </w:rPr>
-        <w:t xml:space="preserve"> реализует </w:t>
-      </w:r>
-      <w:proofErr w:type="spellStart"/>
-      <w:r>
-        <w:rPr>
-          <w:rFonts w:ascii="Times New Roman" w:hAnsi="Times New Roman"/>
-          <w:sz w:val="28"/>
-        </w:rPr>
-        <w:t>компандирование</w:t>
-      </w:r>
-      <w:proofErr w:type="spellEnd"/>
-      <w:r>
-        <w:rPr>
-          <w:rFonts w:ascii="Times New Roman" w:hAnsi="Times New Roman"/>
-          <w:sz w:val="28"/>
-        </w:rPr>
-        <w:t xml:space="preserve"> по μ-</w:t>
-      </w:r>
-      <w:proofErr w:type="spellStart"/>
-      <w:r>
-        <w:rPr>
-          <w:rFonts w:ascii="Times New Roman" w:hAnsi="Times New Roman"/>
-          <w:sz w:val="28"/>
-        </w:rPr>
-        <w:t>law</w:t>
-      </w:r>
-      <w:proofErr w:type="spellEnd"/>
-      <w:r>
-        <w:rPr>
-          <w:rFonts w:ascii="Times New Roman" w:hAnsi="Times New Roman"/>
-          <w:sz w:val="28"/>
-        </w:rPr>
-        <w:t xml:space="preserve">. Функция сжатия: y = </w:t>
-      </w:r>
-      <w:proofErr w:type="spellStart"/>
-      <w:r>
-        <w:rPr>
-          <w:rFonts w:ascii="Times New Roman" w:hAnsi="Times New Roman"/>
-          <w:sz w:val="28"/>
-        </w:rPr>
-        <w:t>sign</w:t>
-      </w:r>
-      <w:proofErr w:type="spellEnd"/>
-      <w:r>
-        <w:rPr>
-          <w:rFonts w:ascii="Times New Roman" w:hAnsi="Times New Roman"/>
-          <w:sz w:val="28"/>
-        </w:rPr>
-        <w:t xml:space="preserve">(x) · </w:t>
-      </w:r>
-      <w:proofErr w:type="spellStart"/>
-      <w:proofErr w:type="gramStart"/>
-      <w:r>
-        <w:rPr>
-          <w:rFonts w:ascii="Times New Roman" w:hAnsi="Times New Roman"/>
-          <w:sz w:val="28"/>
-        </w:rPr>
-        <w:t>ln</w:t>
-      </w:r>
-      <w:proofErr w:type="spellEnd"/>
-      <w:r>
-        <w:rPr>
-          <w:rFonts w:ascii="Times New Roman" w:hAnsi="Times New Roman"/>
-          <w:sz w:val="28"/>
-        </w:rPr>
-        <w:t>(</w:t>
-      </w:r>
-      <w:proofErr w:type="gramEnd"/>
-      <w:r>
-        <w:rPr>
-          <w:rFonts w:ascii="Times New Roman" w:hAnsi="Times New Roman"/>
-          <w:sz w:val="28"/>
-        </w:rPr>
-        <w:t xml:space="preserve">1 + μ·|x|) / </w:t>
-      </w:r>
-      <w:proofErr w:type="spellStart"/>
-      <w:proofErr w:type="gramStart"/>
-      <w:r>
-        <w:rPr>
-          <w:rFonts w:ascii="Times New Roman" w:hAnsi="Times New Roman"/>
-          <w:sz w:val="28"/>
-        </w:rPr>
-        <w:t>ln</w:t>
-      </w:r>
-      <w:proofErr w:type="spellEnd"/>
-      <w:r>
-        <w:rPr>
-          <w:rFonts w:ascii="Times New Roman" w:hAnsi="Times New Roman"/>
-          <w:sz w:val="28"/>
-        </w:rPr>
-        <w:t>(</w:t>
-      </w:r>
-      <w:proofErr w:type="gramEnd"/>
-      <w:r>
-        <w:rPr>
-          <w:rFonts w:ascii="Times New Roman" w:hAnsi="Times New Roman"/>
-          <w:sz w:val="28"/>
-        </w:rPr>
-        <w:t>1 + μ), где μ = 255 — стандартный параметр. Обратное преобразование восстанавливает исходный динамический диапазон.</w:t>
+        <w:t>Класс MuLawTransform реализует компандирование по μ-law. Функция сжатия: y = sign(x) · ln(1 + μ·|x|) / ln(1 + μ), где μ = 255 — стандартный параметр. Обратное преобразование восстанавливает исходный динамический диапазон.  (2.2)</w:t>
       </w:r>
     </w:p>
     <w:p>
@@ -11023,13 +10815,7 @@
         <w:ind w:firstLine="709"/>
         <w:jc w:val="both"/>
       </w:pPr>
-      <w:r>
-        <w:rPr>
-          <w:rFonts w:ascii="Times New Roman" w:hAnsi="Times New Roman"/>
-          <w:sz w:val="28"/>
-        </w:rPr>
-        <w:t>Модуль metrics.py содержит функции для расчёта всех тринадцати метрик качества. Каждая функция принимает исходный и обработанный сигналы и возвращает численное значение метрики.</w:t>
-      </w:r>
+      <w:r/>
     </w:p>
     <w:tbl>
       <w:tblPr>
@@ -13037,7 +12823,7 @@
     <w:p>
       <w:pPr>
         <w:spacing w:line="360" w:lineRule="auto"/>
-        <w:jc w:val="center"/>
+        <w:jc w:val="left"/>
       </w:pPr>
       <w:r>
         <w:rPr>
@@ -13814,7 +13600,7 @@
     <w:p>
       <w:pPr>
         <w:spacing w:line="360" w:lineRule="auto"/>
-        <w:jc w:val="center"/>
+        <w:jc w:val="left"/>
       </w:pPr>
       <w:r>
         <w:rPr>
@@ -14400,7 +14186,7 @@
     <w:p>
       <w:pPr>
         <w:spacing w:line="360" w:lineRule="auto"/>
-        <w:jc w:val="center"/>
+        <w:jc w:val="left"/>
       </w:pPr>
       <w:r>
         <w:t>Таблица 3.3 — Сравнительные результаты по психоакуст [14, 31, 32]ическим метрикам</w:t>
@@ -14863,7 +14649,7 @@
     <w:p>
       <w:pPr>
         <w:spacing w:line="360" w:lineRule="auto"/>
-        <w:jc w:val="center"/>
+        <w:jc w:val="left"/>
       </w:pPr>
       <w:r>
         <w:rPr>
@@ -15072,7 +14858,7 @@
     <w:p/>
     <w:p>
       <w:pPr>
-        <w:jc w:val="center"/>
+        <w:jc w:val="left"/>
       </w:pPr>
       <w:r>
         <w:rPr>
@@ -16075,7 +15861,7 @@
     <w:p/>
     <w:p>
       <w:pPr>
-        <w:jc w:val="center"/>
+        <w:jc w:val="left"/>
       </w:pPr>
       <w:r>
         <w:rPr>
@@ -16680,7 +16466,7 @@
     <w:p/>
     <w:p>
       <w:pPr>
-        <w:jc w:val="center"/>
+        <w:jc w:val="left"/>
       </w:pPr>
       <w:r>
         <w:rPr>
@@ -17683,7 +17469,7 @@
     <w:p/>
     <w:p>
       <w:pPr>
-        <w:jc w:val="center"/>
+        <w:jc w:val="left"/>
       </w:pPr>
       <w:r>
         <w:rPr>
@@ -19223,7 +19009,7 @@
     <w:p>
       <w:pPr>
         <w:spacing w:line="360" w:lineRule="auto"/>
-        <w:jc w:val="center"/>
+        <w:jc w:val="left"/>
       </w:pPr>
       <w:r>
         <w:rPr>
